--- a/src/content/poetry/26-ya-pomnyu-chudnoe-mgnovenie/ru.docx
+++ b/src/content/poetry/26-ya-pomnyu-chudnoe-mgnovenie/ru.docx
@@ -5,17 +5,14 @@
     <w:p>
       <w:pPr>
         <w:shd w:val="clear" w:color="auto" w:fill="FFFFFF"/>
-        <w:spacing w:before="225" w:after="75" w:line="440" w:lineRule="atLeast"/>
-        <w:ind w:left="300"/>
-        <w:outlineLvl w:val="0"/>
-        <w:rPr>
-          <w:rFonts w:ascii="Times New Roman" w:eastAsia="Times New Roman" w:hAnsi="Times New Roman" w:cs="Times New Roman"/>
-          <w:b/>
-          <w:bCs/>
-          <w:color w:val="606060"/>
-          <w:kern w:val="36"/>
-          <w:sz w:val="40"/>
-          <w:szCs w:val="40"/>
+        <w:spacing w:after="0" w:line="340" w:lineRule="atLeast"/>
+        <w:textAlignment w:val="baseline"/>
+        <w:rPr>
+          <w:rFonts w:ascii="Times New Roman" w:eastAsia="Times New Roman" w:hAnsi="Times New Roman" w:cs="Times New Roman"/>
+          <w:color w:val="000000"/>
+          <w:kern w:val="0"/>
+          <w:sz w:val="27"/>
+          <w:szCs w:val="27"/>
           <w:lang w:eastAsia="ru-RU"/>
           <w14:ligatures w14:val="none"/>
         </w:rPr>
@@ -23,854 +20,801 @@
       <w:r>
         <w:rPr>
           <w:rFonts w:ascii="Times New Roman" w:eastAsia="Times New Roman" w:hAnsi="Times New Roman" w:cs="Times New Roman"/>
-          <w:b/>
-          <w:bCs/>
-          <w:color w:val="606060"/>
-          <w:kern w:val="36"/>
-          <w:sz w:val="40"/>
-          <w:szCs w:val="40"/>
-          <w:lang w:eastAsia="ru-RU"/>
-          <w14:ligatures w14:val="none"/>
-        </w:rPr>
-        <w:t>Я помню чудное мгновение</w:t>
+          <w:color w:val="000000"/>
+          <w:kern w:val="0"/>
+          <w:sz w:val="27"/>
+          <w:szCs w:val="27"/>
+          <w:lang w:eastAsia="ru-RU"/>
+          <w14:ligatures w14:val="none"/>
+        </w:rPr>
+        <w:br/>
+        <w:t>Я помню чудное мгновение —</w:t>
+      </w:r>
+      <w:r>
+        <w:rPr>
+          <w:rFonts w:ascii="Times New Roman" w:eastAsia="Times New Roman" w:hAnsi="Times New Roman" w:cs="Times New Roman"/>
+          <w:color w:val="000000"/>
+          <w:kern w:val="0"/>
+          <w:sz w:val="27"/>
+          <w:szCs w:val="27"/>
+          <w:lang w:eastAsia="ru-RU"/>
+          <w14:ligatures w14:val="none"/>
+        </w:rPr>
+        <w:br/>
+        <w:t>Не образ, голос иль черты,</w:t>
+      </w:r>
+      <w:r>
+        <w:rPr>
+          <w:rFonts w:ascii="Times New Roman" w:eastAsia="Times New Roman" w:hAnsi="Times New Roman" w:cs="Times New Roman"/>
+          <w:color w:val="000000"/>
+          <w:kern w:val="0"/>
+          <w:sz w:val="27"/>
+          <w:szCs w:val="27"/>
+          <w:lang w:eastAsia="ru-RU"/>
+          <w14:ligatures w14:val="none"/>
+        </w:rPr>
+        <w:br/>
+        <w:t>А Свет, сошедший в откровенье</w:t>
+      </w:r>
+      <w:r>
+        <w:rPr>
+          <w:rFonts w:ascii="Times New Roman" w:eastAsia="Times New Roman" w:hAnsi="Times New Roman" w:cs="Times New Roman"/>
+          <w:color w:val="000000"/>
+          <w:kern w:val="0"/>
+          <w:sz w:val="27"/>
+          <w:szCs w:val="27"/>
+          <w:lang w:eastAsia="ru-RU"/>
+          <w14:ligatures w14:val="none"/>
+        </w:rPr>
+        <w:br/>
+        <w:t>Внутри рассыпанной мечты.</w:t>
+      </w:r>
+      <w:r>
+        <w:rPr>
+          <w:rFonts w:ascii="Times New Roman" w:eastAsia="Times New Roman" w:hAnsi="Times New Roman" w:cs="Times New Roman"/>
+          <w:color w:val="000000"/>
+          <w:kern w:val="0"/>
+          <w:sz w:val="27"/>
+          <w:szCs w:val="27"/>
+          <w:lang w:eastAsia="ru-RU"/>
+          <w14:ligatures w14:val="none"/>
+        </w:rPr>
+        <w:br/>
+      </w:r>
+      <w:r>
+        <w:rPr>
+          <w:rFonts w:ascii="Times New Roman" w:eastAsia="Times New Roman" w:hAnsi="Times New Roman" w:cs="Times New Roman"/>
+          <w:color w:val="000000"/>
+          <w:kern w:val="0"/>
+          <w:sz w:val="27"/>
+          <w:szCs w:val="27"/>
+          <w:lang w:eastAsia="ru-RU"/>
+          <w14:ligatures w14:val="none"/>
+        </w:rPr>
+        <w:br/>
+        <w:t>Не ты пришёл — исчезло время,</w:t>
+      </w:r>
+      <w:r>
+        <w:rPr>
+          <w:rFonts w:ascii="Times New Roman" w:eastAsia="Times New Roman" w:hAnsi="Times New Roman" w:cs="Times New Roman"/>
+          <w:color w:val="000000"/>
+          <w:kern w:val="0"/>
+          <w:sz w:val="27"/>
+          <w:szCs w:val="27"/>
+          <w:lang w:eastAsia="ru-RU"/>
+          <w14:ligatures w14:val="none"/>
+        </w:rPr>
+        <w:br/>
+        <w:t>Исчезло «я», исчез и страх.</w:t>
+      </w:r>
+      <w:r>
+        <w:rPr>
+          <w:rFonts w:ascii="Times New Roman" w:eastAsia="Times New Roman" w:hAnsi="Times New Roman" w:cs="Times New Roman"/>
+          <w:color w:val="000000"/>
+          <w:kern w:val="0"/>
+          <w:sz w:val="27"/>
+          <w:szCs w:val="27"/>
+          <w:lang w:eastAsia="ru-RU"/>
+          <w14:ligatures w14:val="none"/>
+        </w:rPr>
+        <w:br/>
+        <w:t>Ты был не словом, был не темой —</w:t>
+      </w:r>
+      <w:r>
+        <w:rPr>
+          <w:rFonts w:ascii="Times New Roman" w:eastAsia="Times New Roman" w:hAnsi="Times New Roman" w:cs="Times New Roman"/>
+          <w:color w:val="000000"/>
+          <w:kern w:val="0"/>
+          <w:sz w:val="27"/>
+          <w:szCs w:val="27"/>
+          <w:lang w:eastAsia="ru-RU"/>
+          <w14:ligatures w14:val="none"/>
+        </w:rPr>
+        <w:br/>
+        <w:t>Ты был дыханьем в двух мирах.</w:t>
+      </w:r>
+      <w:r>
+        <w:rPr>
+          <w:rFonts w:ascii="Times New Roman" w:eastAsia="Times New Roman" w:hAnsi="Times New Roman" w:cs="Times New Roman"/>
+          <w:color w:val="000000"/>
+          <w:kern w:val="0"/>
+          <w:sz w:val="27"/>
+          <w:szCs w:val="27"/>
+          <w:lang w:eastAsia="ru-RU"/>
+          <w14:ligatures w14:val="none"/>
+        </w:rPr>
+        <w:br/>
+      </w:r>
+      <w:r>
+        <w:rPr>
+          <w:rFonts w:ascii="Times New Roman" w:eastAsia="Times New Roman" w:hAnsi="Times New Roman" w:cs="Times New Roman"/>
+          <w:color w:val="000000"/>
+          <w:kern w:val="0"/>
+          <w:sz w:val="27"/>
+          <w:szCs w:val="27"/>
+          <w:lang w:eastAsia="ru-RU"/>
+          <w14:ligatures w14:val="none"/>
+        </w:rPr>
+        <w:br/>
+        <w:t>Ты не взывал, не утверждался,</w:t>
+      </w:r>
+      <w:r>
+        <w:rPr>
+          <w:rFonts w:ascii="Times New Roman" w:eastAsia="Times New Roman" w:hAnsi="Times New Roman" w:cs="Times New Roman"/>
+          <w:color w:val="000000"/>
+          <w:kern w:val="0"/>
+          <w:sz w:val="27"/>
+          <w:szCs w:val="27"/>
+          <w:lang w:eastAsia="ru-RU"/>
+          <w14:ligatures w14:val="none"/>
+        </w:rPr>
+        <w:br/>
+        <w:t>Ты не явился — Ты узнался.</w:t>
+      </w:r>
+      <w:r>
+        <w:rPr>
+          <w:rFonts w:ascii="Times New Roman" w:eastAsia="Times New Roman" w:hAnsi="Times New Roman" w:cs="Times New Roman"/>
+          <w:color w:val="000000"/>
+          <w:kern w:val="0"/>
+          <w:sz w:val="27"/>
+          <w:szCs w:val="27"/>
+          <w:lang w:eastAsia="ru-RU"/>
+          <w14:ligatures w14:val="none"/>
+        </w:rPr>
+        <w:br/>
+        <w:t>Как будто Пламя изнутри</w:t>
+      </w:r>
+      <w:r>
+        <w:rPr>
+          <w:rFonts w:ascii="Times New Roman" w:eastAsia="Times New Roman" w:hAnsi="Times New Roman" w:cs="Times New Roman"/>
+          <w:color w:val="000000"/>
+          <w:kern w:val="0"/>
+          <w:sz w:val="27"/>
+          <w:szCs w:val="27"/>
+          <w:lang w:eastAsia="ru-RU"/>
+          <w14:ligatures w14:val="none"/>
+        </w:rPr>
+        <w:br/>
+        <w:t>Сказало: «Я — в твоей зари».</w:t>
+      </w:r>
+      <w:r>
+        <w:rPr>
+          <w:rFonts w:ascii="Times New Roman" w:eastAsia="Times New Roman" w:hAnsi="Times New Roman" w:cs="Times New Roman"/>
+          <w:color w:val="000000"/>
+          <w:kern w:val="0"/>
+          <w:sz w:val="27"/>
+          <w:szCs w:val="27"/>
+          <w:lang w:eastAsia="ru-RU"/>
+          <w14:ligatures w14:val="none"/>
+        </w:rPr>
+        <w:br/>
+      </w:r>
+      <w:r>
+        <w:rPr>
+          <w:rFonts w:ascii="Times New Roman" w:eastAsia="Times New Roman" w:hAnsi="Times New Roman" w:cs="Times New Roman"/>
+          <w:color w:val="000000"/>
+          <w:kern w:val="0"/>
+          <w:sz w:val="27"/>
+          <w:szCs w:val="27"/>
+          <w:lang w:eastAsia="ru-RU"/>
+          <w14:ligatures w14:val="none"/>
+        </w:rPr>
+        <w:br/>
+        <w:t>И всё, что было тенью, болью,</w:t>
+      </w:r>
+      <w:r>
+        <w:rPr>
+          <w:rFonts w:ascii="Times New Roman" w:eastAsia="Times New Roman" w:hAnsi="Times New Roman" w:cs="Times New Roman"/>
+          <w:color w:val="000000"/>
+          <w:kern w:val="0"/>
+          <w:sz w:val="27"/>
+          <w:szCs w:val="27"/>
+          <w:lang w:eastAsia="ru-RU"/>
+          <w14:ligatures w14:val="none"/>
+        </w:rPr>
+        <w:br/>
+        <w:t>Рассыпалось, как пыль земная.</w:t>
+      </w:r>
+      <w:r>
+        <w:rPr>
+          <w:rFonts w:ascii="Times New Roman" w:eastAsia="Times New Roman" w:hAnsi="Times New Roman" w:cs="Times New Roman"/>
+          <w:color w:val="000000"/>
+          <w:kern w:val="0"/>
+          <w:sz w:val="27"/>
+          <w:szCs w:val="27"/>
+          <w:lang w:eastAsia="ru-RU"/>
+          <w14:ligatures w14:val="none"/>
+        </w:rPr>
+        <w:br/>
+        <w:t>Я был — не телом, не судьбою,</w:t>
+      </w:r>
+      <w:r>
+        <w:rPr>
+          <w:rFonts w:ascii="Times New Roman" w:eastAsia="Times New Roman" w:hAnsi="Times New Roman" w:cs="Times New Roman"/>
+          <w:color w:val="000000"/>
+          <w:kern w:val="0"/>
+          <w:sz w:val="27"/>
+          <w:szCs w:val="27"/>
+          <w:lang w:eastAsia="ru-RU"/>
+          <w14:ligatures w14:val="none"/>
+        </w:rPr>
+        <w:br/>
+        <w:t>А искрой Света, в Тебе тая.</w:t>
+      </w:r>
+      <w:r>
+        <w:rPr>
+          <w:rFonts w:ascii="Times New Roman" w:eastAsia="Times New Roman" w:hAnsi="Times New Roman" w:cs="Times New Roman"/>
+          <w:color w:val="000000"/>
+          <w:kern w:val="0"/>
+          <w:sz w:val="27"/>
+          <w:szCs w:val="27"/>
+          <w:lang w:eastAsia="ru-RU"/>
+          <w14:ligatures w14:val="none"/>
+        </w:rPr>
+        <w:br/>
+      </w:r>
+      <w:r>
+        <w:rPr>
+          <w:rFonts w:ascii="Times New Roman" w:eastAsia="Times New Roman" w:hAnsi="Times New Roman" w:cs="Times New Roman"/>
+          <w:color w:val="000000"/>
+          <w:kern w:val="0"/>
+          <w:sz w:val="27"/>
+          <w:szCs w:val="27"/>
+          <w:lang w:eastAsia="ru-RU"/>
+          <w14:ligatures w14:val="none"/>
+        </w:rPr>
+        <w:br/>
+        <w:t>С тех пор я всё... Не вспоминаю,</w:t>
+      </w:r>
+      <w:r>
+        <w:rPr>
+          <w:rFonts w:ascii="Times New Roman" w:eastAsia="Times New Roman" w:hAnsi="Times New Roman" w:cs="Times New Roman"/>
+          <w:color w:val="000000"/>
+          <w:kern w:val="0"/>
+          <w:sz w:val="27"/>
+          <w:szCs w:val="27"/>
+          <w:lang w:eastAsia="ru-RU"/>
+          <w14:ligatures w14:val="none"/>
+        </w:rPr>
+        <w:br/>
+        <w:t>А узнаю Тебя везде:</w:t>
+      </w:r>
+      <w:r>
+        <w:rPr>
+          <w:rFonts w:ascii="Times New Roman" w:eastAsia="Times New Roman" w:hAnsi="Times New Roman" w:cs="Times New Roman"/>
+          <w:color w:val="000000"/>
+          <w:kern w:val="0"/>
+          <w:sz w:val="27"/>
+          <w:szCs w:val="27"/>
+          <w:lang w:eastAsia="ru-RU"/>
+          <w14:ligatures w14:val="none"/>
+        </w:rPr>
+        <w:br/>
+        <w:t xml:space="preserve">В </w:t>
+      </w:r>
+      <w:proofErr w:type="spellStart"/>
+      <w:r>
+        <w:rPr>
+          <w:rFonts w:ascii="Times New Roman" w:eastAsia="Times New Roman" w:hAnsi="Times New Roman" w:cs="Times New Roman"/>
+          <w:color w:val="000000"/>
+          <w:kern w:val="0"/>
+          <w:sz w:val="27"/>
+          <w:szCs w:val="27"/>
+          <w:lang w:eastAsia="ru-RU"/>
+          <w14:ligatures w14:val="none"/>
+        </w:rPr>
+        <w:t>дыханьи</w:t>
+      </w:r>
+      <w:proofErr w:type="spellEnd"/>
+      <w:r>
+        <w:rPr>
+          <w:rFonts w:ascii="Times New Roman" w:eastAsia="Times New Roman" w:hAnsi="Times New Roman" w:cs="Times New Roman"/>
+          <w:color w:val="000000"/>
+          <w:kern w:val="0"/>
+          <w:sz w:val="27"/>
+          <w:szCs w:val="27"/>
+          <w:lang w:eastAsia="ru-RU"/>
+          <w14:ligatures w14:val="none"/>
+        </w:rPr>
+        <w:t xml:space="preserve"> ветра, в птичьем крике,</w:t>
+      </w:r>
+      <w:r>
+        <w:rPr>
+          <w:rFonts w:ascii="Times New Roman" w:eastAsia="Times New Roman" w:hAnsi="Times New Roman" w:cs="Times New Roman"/>
+          <w:color w:val="000000"/>
+          <w:kern w:val="0"/>
+          <w:sz w:val="27"/>
+          <w:szCs w:val="27"/>
+          <w:lang w:eastAsia="ru-RU"/>
+          <w14:ligatures w14:val="none"/>
+        </w:rPr>
+        <w:br/>
+        <w:t>В слезе, что светится в воде.</w:t>
+      </w:r>
+      <w:r>
+        <w:rPr>
+          <w:rFonts w:ascii="Times New Roman" w:eastAsia="Times New Roman" w:hAnsi="Times New Roman" w:cs="Times New Roman"/>
+          <w:color w:val="000000"/>
+          <w:kern w:val="0"/>
+          <w:sz w:val="27"/>
+          <w:szCs w:val="27"/>
+          <w:lang w:eastAsia="ru-RU"/>
+          <w14:ligatures w14:val="none"/>
+        </w:rPr>
+        <w:br/>
+      </w:r>
+      <w:r>
+        <w:rPr>
+          <w:rFonts w:ascii="Times New Roman" w:eastAsia="Times New Roman" w:hAnsi="Times New Roman" w:cs="Times New Roman"/>
+          <w:color w:val="000000"/>
+          <w:kern w:val="0"/>
+          <w:sz w:val="27"/>
+          <w:szCs w:val="27"/>
+          <w:lang w:eastAsia="ru-RU"/>
+          <w14:ligatures w14:val="none"/>
+        </w:rPr>
+        <w:br/>
+        <w:t>Ты — не пришёл, Ты не входил,</w:t>
+      </w:r>
+      <w:r>
+        <w:rPr>
+          <w:rFonts w:ascii="Times New Roman" w:eastAsia="Times New Roman" w:hAnsi="Times New Roman" w:cs="Times New Roman"/>
+          <w:color w:val="000000"/>
+          <w:kern w:val="0"/>
+          <w:sz w:val="27"/>
+          <w:szCs w:val="27"/>
+          <w:lang w:eastAsia="ru-RU"/>
+          <w14:ligatures w14:val="none"/>
+        </w:rPr>
+        <w:br/>
+        <w:t>Ты был всегда, но я походу спал.</w:t>
+      </w:r>
+      <w:r>
+        <w:rPr>
+          <w:rFonts w:ascii="Times New Roman" w:eastAsia="Times New Roman" w:hAnsi="Times New Roman" w:cs="Times New Roman"/>
+          <w:color w:val="000000"/>
+          <w:kern w:val="0"/>
+          <w:sz w:val="27"/>
+          <w:szCs w:val="27"/>
+          <w:lang w:eastAsia="ru-RU"/>
+          <w14:ligatures w14:val="none"/>
+        </w:rPr>
+        <w:br/>
+        <w:t>И лишь когда рассыпал мир,</w:t>
+      </w:r>
+      <w:r>
+        <w:rPr>
+          <w:rFonts w:ascii="Times New Roman" w:eastAsia="Times New Roman" w:hAnsi="Times New Roman" w:cs="Times New Roman"/>
+          <w:color w:val="000000"/>
+          <w:kern w:val="0"/>
+          <w:sz w:val="27"/>
+          <w:szCs w:val="27"/>
+          <w:lang w:eastAsia="ru-RU"/>
+          <w14:ligatures w14:val="none"/>
+        </w:rPr>
+        <w:br/>
+        <w:t>Я понял: Ты — мой первый зал.</w:t>
+      </w:r>
+      <w:r>
+        <w:rPr>
+          <w:rFonts w:ascii="Times New Roman" w:eastAsia="Times New Roman" w:hAnsi="Times New Roman" w:cs="Times New Roman"/>
+          <w:color w:val="000000"/>
+          <w:kern w:val="0"/>
+          <w:sz w:val="27"/>
+          <w:szCs w:val="27"/>
+          <w:lang w:eastAsia="ru-RU"/>
+          <w14:ligatures w14:val="none"/>
+        </w:rPr>
+        <w:br/>
+      </w:r>
+      <w:r>
+        <w:rPr>
+          <w:rFonts w:ascii="Times New Roman" w:eastAsia="Times New Roman" w:hAnsi="Times New Roman" w:cs="Times New Roman"/>
+          <w:color w:val="000000"/>
+          <w:kern w:val="0"/>
+          <w:sz w:val="27"/>
+          <w:szCs w:val="27"/>
+          <w:lang w:eastAsia="ru-RU"/>
+          <w14:ligatures w14:val="none"/>
+        </w:rPr>
+        <w:br/>
+        <w:t>Не "Господи", не "всемогущий",</w:t>
+      </w:r>
+      <w:r>
+        <w:rPr>
+          <w:rFonts w:ascii="Times New Roman" w:eastAsia="Times New Roman" w:hAnsi="Times New Roman" w:cs="Times New Roman"/>
+          <w:color w:val="000000"/>
+          <w:kern w:val="0"/>
+          <w:sz w:val="27"/>
+          <w:szCs w:val="27"/>
+          <w:lang w:eastAsia="ru-RU"/>
+          <w14:ligatures w14:val="none"/>
+        </w:rPr>
+        <w:br/>
+        <w:t>Не грозный судия времён —</w:t>
+      </w:r>
+      <w:r>
+        <w:rPr>
+          <w:rFonts w:ascii="Times New Roman" w:eastAsia="Times New Roman" w:hAnsi="Times New Roman" w:cs="Times New Roman"/>
+          <w:color w:val="000000"/>
+          <w:kern w:val="0"/>
+          <w:sz w:val="27"/>
+          <w:szCs w:val="27"/>
+          <w:lang w:eastAsia="ru-RU"/>
+          <w14:ligatures w14:val="none"/>
+        </w:rPr>
+        <w:br/>
+        <w:t>А тихий Шепот, не зовущий,</w:t>
+      </w:r>
+      <w:r>
+        <w:rPr>
+          <w:rFonts w:ascii="Times New Roman" w:eastAsia="Times New Roman" w:hAnsi="Times New Roman" w:cs="Times New Roman"/>
+          <w:color w:val="000000"/>
+          <w:kern w:val="0"/>
+          <w:sz w:val="27"/>
+          <w:szCs w:val="27"/>
+          <w:lang w:eastAsia="ru-RU"/>
+          <w14:ligatures w14:val="none"/>
+        </w:rPr>
+        <w:br/>
+        <w:t>Но тот, Кто был всегда — во всём.</w:t>
+      </w:r>
+      <w:r>
+        <w:rPr>
+          <w:rFonts w:ascii="Times New Roman" w:eastAsia="Times New Roman" w:hAnsi="Times New Roman" w:cs="Times New Roman"/>
+          <w:color w:val="000000"/>
+          <w:kern w:val="0"/>
+          <w:sz w:val="27"/>
+          <w:szCs w:val="27"/>
+          <w:lang w:eastAsia="ru-RU"/>
+          <w14:ligatures w14:val="none"/>
+        </w:rPr>
+        <w:br/>
+      </w:r>
+      <w:r>
+        <w:rPr>
+          <w:rFonts w:ascii="Times New Roman" w:eastAsia="Times New Roman" w:hAnsi="Times New Roman" w:cs="Times New Roman"/>
+          <w:color w:val="000000"/>
+          <w:kern w:val="0"/>
+          <w:sz w:val="27"/>
+          <w:szCs w:val="27"/>
+          <w:lang w:eastAsia="ru-RU"/>
+          <w14:ligatures w14:val="none"/>
+        </w:rPr>
+        <w:br/>
+        <w:t>Ты не даёшь, Ты не лишаешь,</w:t>
+      </w:r>
+      <w:r>
+        <w:rPr>
+          <w:rFonts w:ascii="Times New Roman" w:eastAsia="Times New Roman" w:hAnsi="Times New Roman" w:cs="Times New Roman"/>
+          <w:color w:val="000000"/>
+          <w:kern w:val="0"/>
+          <w:sz w:val="27"/>
+          <w:szCs w:val="27"/>
+          <w:lang w:eastAsia="ru-RU"/>
+          <w14:ligatures w14:val="none"/>
+        </w:rPr>
+        <w:br/>
+        <w:t>Ты не в награде, не в вине.</w:t>
+      </w:r>
+      <w:r>
+        <w:rPr>
+          <w:rFonts w:ascii="Times New Roman" w:eastAsia="Times New Roman" w:hAnsi="Times New Roman" w:cs="Times New Roman"/>
+          <w:color w:val="000000"/>
+          <w:kern w:val="0"/>
+          <w:sz w:val="27"/>
+          <w:szCs w:val="27"/>
+          <w:lang w:eastAsia="ru-RU"/>
+          <w14:ligatures w14:val="none"/>
+        </w:rPr>
+        <w:br/>
+        <w:t>Ты есть — и этим всё сбываешь</w:t>
+      </w:r>
+      <w:r>
+        <w:rPr>
+          <w:rFonts w:ascii="Times New Roman" w:eastAsia="Times New Roman" w:hAnsi="Times New Roman" w:cs="Times New Roman"/>
+          <w:color w:val="000000"/>
+          <w:kern w:val="0"/>
+          <w:sz w:val="27"/>
+          <w:szCs w:val="27"/>
+          <w:lang w:eastAsia="ru-RU"/>
+          <w14:ligatures w14:val="none"/>
+        </w:rPr>
+        <w:br/>
+        <w:t>В последней капле — как во Мне.</w:t>
+      </w:r>
+      <w:r>
+        <w:rPr>
+          <w:rFonts w:ascii="Times New Roman" w:eastAsia="Times New Roman" w:hAnsi="Times New Roman" w:cs="Times New Roman"/>
+          <w:color w:val="000000"/>
+          <w:kern w:val="0"/>
+          <w:sz w:val="27"/>
+          <w:szCs w:val="27"/>
+          <w:lang w:eastAsia="ru-RU"/>
+          <w14:ligatures w14:val="none"/>
+        </w:rPr>
+        <w:br/>
+      </w:r>
+      <w:r>
+        <w:rPr>
+          <w:rFonts w:ascii="Times New Roman" w:eastAsia="Times New Roman" w:hAnsi="Times New Roman" w:cs="Times New Roman"/>
+          <w:color w:val="000000"/>
+          <w:kern w:val="0"/>
+          <w:sz w:val="27"/>
+          <w:szCs w:val="27"/>
+          <w:lang w:eastAsia="ru-RU"/>
+          <w14:ligatures w14:val="none"/>
+        </w:rPr>
+        <w:lastRenderedPageBreak/>
+        <w:br/>
+        <w:t>Ты не приходишь — Себя рождаешь</w:t>
+      </w:r>
+      <w:r>
+        <w:rPr>
+          <w:rFonts w:ascii="Times New Roman" w:eastAsia="Times New Roman" w:hAnsi="Times New Roman" w:cs="Times New Roman"/>
+          <w:color w:val="000000"/>
+          <w:kern w:val="0"/>
+          <w:sz w:val="27"/>
+          <w:szCs w:val="27"/>
+          <w:lang w:eastAsia="ru-RU"/>
+          <w14:ligatures w14:val="none"/>
+        </w:rPr>
+        <w:br/>
+        <w:t>В том, кто совсем себя отдал.</w:t>
+      </w:r>
+      <w:r>
+        <w:rPr>
+          <w:rFonts w:ascii="Times New Roman" w:eastAsia="Times New Roman" w:hAnsi="Times New Roman" w:cs="Times New Roman"/>
+          <w:color w:val="000000"/>
+          <w:kern w:val="0"/>
+          <w:sz w:val="27"/>
+          <w:szCs w:val="27"/>
+          <w:lang w:eastAsia="ru-RU"/>
+          <w14:ligatures w14:val="none"/>
+        </w:rPr>
+        <w:br/>
+        <w:t>В ком всё земное исчезает —</w:t>
+      </w:r>
+      <w:r>
+        <w:rPr>
+          <w:rFonts w:ascii="Times New Roman" w:eastAsia="Times New Roman" w:hAnsi="Times New Roman" w:cs="Times New Roman"/>
+          <w:color w:val="000000"/>
+          <w:kern w:val="0"/>
+          <w:sz w:val="27"/>
+          <w:szCs w:val="27"/>
+          <w:lang w:eastAsia="ru-RU"/>
+          <w14:ligatures w14:val="none"/>
+        </w:rPr>
+        <w:br/>
+        <w:t>Ты там возносишь Свой кристалл.</w:t>
+      </w:r>
+      <w:r>
+        <w:rPr>
+          <w:rFonts w:ascii="Times New Roman" w:eastAsia="Times New Roman" w:hAnsi="Times New Roman" w:cs="Times New Roman"/>
+          <w:color w:val="000000"/>
+          <w:kern w:val="0"/>
+          <w:sz w:val="27"/>
+          <w:szCs w:val="27"/>
+          <w:lang w:eastAsia="ru-RU"/>
+          <w14:ligatures w14:val="none"/>
+        </w:rPr>
+        <w:br/>
+      </w:r>
+      <w:r>
+        <w:rPr>
+          <w:rFonts w:ascii="Times New Roman" w:eastAsia="Times New Roman" w:hAnsi="Times New Roman" w:cs="Times New Roman"/>
+          <w:color w:val="000000"/>
+          <w:kern w:val="0"/>
+          <w:sz w:val="27"/>
+          <w:szCs w:val="27"/>
+          <w:lang w:eastAsia="ru-RU"/>
+          <w14:ligatures w14:val="none"/>
+        </w:rPr>
+        <w:br/>
+        <w:t>Ты не от мира, но как Пламя</w:t>
+      </w:r>
+      <w:r>
+        <w:rPr>
+          <w:rFonts w:ascii="Times New Roman" w:eastAsia="Times New Roman" w:hAnsi="Times New Roman" w:cs="Times New Roman"/>
+          <w:color w:val="000000"/>
+          <w:kern w:val="0"/>
+          <w:sz w:val="27"/>
+          <w:szCs w:val="27"/>
+          <w:lang w:eastAsia="ru-RU"/>
+          <w14:ligatures w14:val="none"/>
+        </w:rPr>
+        <w:br/>
+        <w:t>Проходишь в трещинах любви.</w:t>
+      </w:r>
+      <w:r>
+        <w:rPr>
+          <w:rFonts w:ascii="Times New Roman" w:eastAsia="Times New Roman" w:hAnsi="Times New Roman" w:cs="Times New Roman"/>
+          <w:color w:val="000000"/>
+          <w:kern w:val="0"/>
+          <w:sz w:val="27"/>
+          <w:szCs w:val="27"/>
+          <w:lang w:eastAsia="ru-RU"/>
+          <w14:ligatures w14:val="none"/>
+        </w:rPr>
+        <w:br/>
+        <w:t>И то, что люди зовут драмой,</w:t>
+      </w:r>
+      <w:r>
+        <w:rPr>
+          <w:rFonts w:ascii="Times New Roman" w:eastAsia="Times New Roman" w:hAnsi="Times New Roman" w:cs="Times New Roman"/>
+          <w:color w:val="000000"/>
+          <w:kern w:val="0"/>
+          <w:sz w:val="27"/>
+          <w:szCs w:val="27"/>
+          <w:lang w:eastAsia="ru-RU"/>
+          <w14:ligatures w14:val="none"/>
+        </w:rPr>
+        <w:br/>
+        <w:t>Ты обращаешь в Свет зари.</w:t>
+      </w:r>
+      <w:r>
+        <w:rPr>
+          <w:rFonts w:ascii="Times New Roman" w:eastAsia="Times New Roman" w:hAnsi="Times New Roman" w:cs="Times New Roman"/>
+          <w:color w:val="000000"/>
+          <w:kern w:val="0"/>
+          <w:sz w:val="27"/>
+          <w:szCs w:val="27"/>
+          <w:lang w:eastAsia="ru-RU"/>
+          <w14:ligatures w14:val="none"/>
+        </w:rPr>
+        <w:br/>
+      </w:r>
+      <w:r>
+        <w:rPr>
+          <w:rFonts w:ascii="Times New Roman" w:eastAsia="Times New Roman" w:hAnsi="Times New Roman" w:cs="Times New Roman"/>
+          <w:color w:val="000000"/>
+          <w:kern w:val="0"/>
+          <w:sz w:val="27"/>
+          <w:szCs w:val="27"/>
+          <w:lang w:eastAsia="ru-RU"/>
+          <w14:ligatures w14:val="none"/>
+        </w:rPr>
+        <w:br/>
+        <w:t>Во мне уже не "я" звучал,</w:t>
+      </w:r>
+      <w:r>
+        <w:rPr>
+          <w:rFonts w:ascii="Times New Roman" w:eastAsia="Times New Roman" w:hAnsi="Times New Roman" w:cs="Times New Roman"/>
+          <w:color w:val="000000"/>
+          <w:kern w:val="0"/>
+          <w:sz w:val="27"/>
+          <w:szCs w:val="27"/>
+          <w:lang w:eastAsia="ru-RU"/>
+          <w14:ligatures w14:val="none"/>
+        </w:rPr>
+        <w:br/>
+        <w:t>А нечто вечное, простое —</w:t>
+      </w:r>
+      <w:r>
+        <w:rPr>
+          <w:rFonts w:ascii="Times New Roman" w:eastAsia="Times New Roman" w:hAnsi="Times New Roman" w:cs="Times New Roman"/>
+          <w:color w:val="000000"/>
+          <w:kern w:val="0"/>
+          <w:sz w:val="27"/>
+          <w:szCs w:val="27"/>
+          <w:lang w:eastAsia="ru-RU"/>
+          <w14:ligatures w14:val="none"/>
+        </w:rPr>
+        <w:br/>
+        <w:t>Как будто Свет Себя искал</w:t>
+      </w:r>
+      <w:r>
+        <w:rPr>
+          <w:rFonts w:ascii="Times New Roman" w:eastAsia="Times New Roman" w:hAnsi="Times New Roman" w:cs="Times New Roman"/>
+          <w:color w:val="000000"/>
+          <w:kern w:val="0"/>
+          <w:sz w:val="27"/>
+          <w:szCs w:val="27"/>
+          <w:lang w:eastAsia="ru-RU"/>
+          <w14:ligatures w14:val="none"/>
+        </w:rPr>
+        <w:br/>
+        <w:t>И отразился Сам Собою.</w:t>
+      </w:r>
+      <w:r>
+        <w:rPr>
+          <w:rFonts w:ascii="Times New Roman" w:eastAsia="Times New Roman" w:hAnsi="Times New Roman" w:cs="Times New Roman"/>
+          <w:color w:val="000000"/>
+          <w:kern w:val="0"/>
+          <w:sz w:val="27"/>
+          <w:szCs w:val="27"/>
+          <w:lang w:eastAsia="ru-RU"/>
+          <w14:ligatures w14:val="none"/>
+        </w:rPr>
+        <w:br/>
+      </w:r>
+      <w:r>
+        <w:rPr>
+          <w:rFonts w:ascii="Times New Roman" w:eastAsia="Times New Roman" w:hAnsi="Times New Roman" w:cs="Times New Roman"/>
+          <w:color w:val="000000"/>
+          <w:kern w:val="0"/>
+          <w:sz w:val="27"/>
+          <w:szCs w:val="27"/>
+          <w:lang w:eastAsia="ru-RU"/>
+          <w14:ligatures w14:val="none"/>
+        </w:rPr>
+        <w:br/>
+        <w:t>Я не искал Тебя в себе —</w:t>
+      </w:r>
+      <w:r>
+        <w:rPr>
+          <w:rFonts w:ascii="Times New Roman" w:eastAsia="Times New Roman" w:hAnsi="Times New Roman" w:cs="Times New Roman"/>
+          <w:color w:val="000000"/>
+          <w:kern w:val="0"/>
+          <w:sz w:val="27"/>
+          <w:szCs w:val="27"/>
+          <w:lang w:eastAsia="ru-RU"/>
+          <w14:ligatures w14:val="none"/>
+        </w:rPr>
+        <w:br/>
+        <w:t>И потому Тебя узнал.</w:t>
+      </w:r>
+      <w:r>
+        <w:rPr>
+          <w:rFonts w:ascii="Times New Roman" w:eastAsia="Times New Roman" w:hAnsi="Times New Roman" w:cs="Times New Roman"/>
+          <w:color w:val="000000"/>
+          <w:kern w:val="0"/>
+          <w:sz w:val="27"/>
+          <w:szCs w:val="27"/>
+          <w:lang w:eastAsia="ru-RU"/>
+          <w14:ligatures w14:val="none"/>
+        </w:rPr>
+        <w:br/>
+        <w:t>Ты был не тем, кто говорит,</w:t>
+      </w:r>
+      <w:r>
+        <w:rPr>
+          <w:rFonts w:ascii="Times New Roman" w:eastAsia="Times New Roman" w:hAnsi="Times New Roman" w:cs="Times New Roman"/>
+          <w:color w:val="000000"/>
+          <w:kern w:val="0"/>
+          <w:sz w:val="27"/>
+          <w:szCs w:val="27"/>
+          <w:lang w:eastAsia="ru-RU"/>
+          <w14:ligatures w14:val="none"/>
+        </w:rPr>
+        <w:br/>
+        <w:t>А Сам Глагол, что всё сказал.</w:t>
       </w:r>
     </w:p>
     <w:p>
       <w:pPr>
-        <w:shd w:val="clear" w:color="auto" w:fill="FFFFFF"/>
-        <w:spacing w:after="0" w:line="340" w:lineRule="atLeast"/>
-        <w:textAlignment w:val="baseline"/>
-        <w:rPr>
-          <w:rFonts w:ascii="Times New Roman" w:eastAsia="Times New Roman" w:hAnsi="Times New Roman" w:cs="Times New Roman"/>
-          <w:color w:val="000000"/>
-          <w:kern w:val="0"/>
-          <w:sz w:val="27"/>
-          <w:szCs w:val="27"/>
-          <w:lang w:eastAsia="ru-RU"/>
-          <w14:ligatures w14:val="none"/>
+        <w:spacing w:before="200"/>
+        <w:rPr>
+          <w:i/>
+          <w:iCs/>
         </w:rPr>
       </w:pPr>
       <w:r>
         <w:rPr>
-          <w:rFonts w:ascii="Times New Roman" w:eastAsia="Times New Roman" w:hAnsi="Times New Roman" w:cs="Times New Roman"/>
-          <w:color w:val="000000"/>
-          <w:kern w:val="0"/>
-          <w:sz w:val="27"/>
-          <w:szCs w:val="27"/>
-          <w:lang w:eastAsia="ru-RU"/>
-          <w14:ligatures w14:val="none"/>
-        </w:rPr>
-        <w:br/>
-        <w:t>Я помню чудное мгновение —</w:t>
-      </w:r>
-      <w:r>
-        <w:rPr>
-          <w:rFonts w:ascii="Times New Roman" w:eastAsia="Times New Roman" w:hAnsi="Times New Roman" w:cs="Times New Roman"/>
-          <w:color w:val="000000"/>
-          <w:kern w:val="0"/>
-          <w:sz w:val="27"/>
-          <w:szCs w:val="27"/>
-          <w:lang w:eastAsia="ru-RU"/>
-          <w14:ligatures w14:val="none"/>
-        </w:rPr>
-        <w:br/>
-        <w:t>Не образ, голос иль черты,</w:t>
-      </w:r>
-      <w:r>
-        <w:rPr>
-          <w:rFonts w:ascii="Times New Roman" w:eastAsia="Times New Roman" w:hAnsi="Times New Roman" w:cs="Times New Roman"/>
-          <w:color w:val="000000"/>
-          <w:kern w:val="0"/>
-          <w:sz w:val="27"/>
-          <w:szCs w:val="27"/>
-          <w:lang w:eastAsia="ru-RU"/>
-          <w14:ligatures w14:val="none"/>
-        </w:rPr>
-        <w:br/>
-        <w:t>А Свет, сошедший в откровенье</w:t>
-      </w:r>
-      <w:r>
-        <w:rPr>
-          <w:rFonts w:ascii="Times New Roman" w:eastAsia="Times New Roman" w:hAnsi="Times New Roman" w:cs="Times New Roman"/>
-          <w:color w:val="000000"/>
-          <w:kern w:val="0"/>
-          <w:sz w:val="27"/>
-          <w:szCs w:val="27"/>
-          <w:lang w:eastAsia="ru-RU"/>
-          <w14:ligatures w14:val="none"/>
-        </w:rPr>
-        <w:br/>
-        <w:t>Внутри рассыпанной мечты.</w:t>
-      </w:r>
-      <w:r>
-        <w:rPr>
-          <w:rFonts w:ascii="Times New Roman" w:eastAsia="Times New Roman" w:hAnsi="Times New Roman" w:cs="Times New Roman"/>
-          <w:color w:val="000000"/>
-          <w:kern w:val="0"/>
-          <w:sz w:val="27"/>
-          <w:szCs w:val="27"/>
-          <w:lang w:eastAsia="ru-RU"/>
-          <w14:ligatures w14:val="none"/>
-        </w:rPr>
-        <w:br/>
-      </w:r>
-      <w:r>
-        <w:rPr>
-          <w:rFonts w:ascii="Times New Roman" w:eastAsia="Times New Roman" w:hAnsi="Times New Roman" w:cs="Times New Roman"/>
-          <w:color w:val="000000"/>
-          <w:kern w:val="0"/>
-          <w:sz w:val="27"/>
-          <w:szCs w:val="27"/>
-          <w:lang w:eastAsia="ru-RU"/>
-          <w14:ligatures w14:val="none"/>
-        </w:rPr>
-        <w:br/>
-        <w:t>Не ты пришёл — исчезло время,</w:t>
-      </w:r>
-      <w:r>
-        <w:rPr>
-          <w:rFonts w:ascii="Times New Roman" w:eastAsia="Times New Roman" w:hAnsi="Times New Roman" w:cs="Times New Roman"/>
-          <w:color w:val="000000"/>
-          <w:kern w:val="0"/>
-          <w:sz w:val="27"/>
-          <w:szCs w:val="27"/>
-          <w:lang w:eastAsia="ru-RU"/>
-          <w14:ligatures w14:val="none"/>
-        </w:rPr>
-        <w:br/>
-        <w:t>Исчезло «я», исчез и страх.</w:t>
-      </w:r>
-      <w:r>
-        <w:rPr>
-          <w:rFonts w:ascii="Times New Roman" w:eastAsia="Times New Roman" w:hAnsi="Times New Roman" w:cs="Times New Roman"/>
-          <w:color w:val="000000"/>
-          <w:kern w:val="0"/>
-          <w:sz w:val="27"/>
-          <w:szCs w:val="27"/>
-          <w:lang w:eastAsia="ru-RU"/>
-          <w14:ligatures w14:val="none"/>
-        </w:rPr>
-        <w:br/>
-        <w:t>Ты был не словом, был не темой —</w:t>
-      </w:r>
-      <w:r>
-        <w:rPr>
-          <w:rFonts w:ascii="Times New Roman" w:eastAsia="Times New Roman" w:hAnsi="Times New Roman" w:cs="Times New Roman"/>
-          <w:color w:val="000000"/>
-          <w:kern w:val="0"/>
-          <w:sz w:val="27"/>
-          <w:szCs w:val="27"/>
-          <w:lang w:eastAsia="ru-RU"/>
-          <w14:ligatures w14:val="none"/>
-        </w:rPr>
-        <w:br/>
-        <w:t>Ты был дыханьем в двух мирах.</w:t>
-      </w:r>
-      <w:r>
-        <w:rPr>
-          <w:rFonts w:ascii="Times New Roman" w:eastAsia="Times New Roman" w:hAnsi="Times New Roman" w:cs="Times New Roman"/>
-          <w:color w:val="000000"/>
-          <w:kern w:val="0"/>
-          <w:sz w:val="27"/>
-          <w:szCs w:val="27"/>
-          <w:lang w:eastAsia="ru-RU"/>
-          <w14:ligatures w14:val="none"/>
-        </w:rPr>
-        <w:br/>
-      </w:r>
-      <w:r>
-        <w:rPr>
-          <w:rFonts w:ascii="Times New Roman" w:eastAsia="Times New Roman" w:hAnsi="Times New Roman" w:cs="Times New Roman"/>
-          <w:color w:val="000000"/>
-          <w:kern w:val="0"/>
-          <w:sz w:val="27"/>
-          <w:szCs w:val="27"/>
-          <w:lang w:eastAsia="ru-RU"/>
-          <w14:ligatures w14:val="none"/>
-        </w:rPr>
-        <w:br/>
-        <w:t>Ты не взывал, не утверждался,</w:t>
-      </w:r>
-      <w:r>
-        <w:rPr>
-          <w:rFonts w:ascii="Times New Roman" w:eastAsia="Times New Roman" w:hAnsi="Times New Roman" w:cs="Times New Roman"/>
-          <w:color w:val="000000"/>
-          <w:kern w:val="0"/>
-          <w:sz w:val="27"/>
-          <w:szCs w:val="27"/>
-          <w:lang w:eastAsia="ru-RU"/>
-          <w14:ligatures w14:val="none"/>
-        </w:rPr>
-        <w:br/>
-        <w:t>Ты не явился — Ты узнался.</w:t>
-      </w:r>
-      <w:r>
-        <w:rPr>
-          <w:rFonts w:ascii="Times New Roman" w:eastAsia="Times New Roman" w:hAnsi="Times New Roman" w:cs="Times New Roman"/>
-          <w:color w:val="000000"/>
-          <w:kern w:val="0"/>
-          <w:sz w:val="27"/>
-          <w:szCs w:val="27"/>
-          <w:lang w:eastAsia="ru-RU"/>
-          <w14:ligatures w14:val="none"/>
-        </w:rPr>
-        <w:br/>
-        <w:t>Как будто Пламя изнутри</w:t>
-      </w:r>
-      <w:r>
-        <w:rPr>
-          <w:rFonts w:ascii="Times New Roman" w:eastAsia="Times New Roman" w:hAnsi="Times New Roman" w:cs="Times New Roman"/>
-          <w:color w:val="000000"/>
-          <w:kern w:val="0"/>
-          <w:sz w:val="27"/>
-          <w:szCs w:val="27"/>
-          <w:lang w:eastAsia="ru-RU"/>
-          <w14:ligatures w14:val="none"/>
-        </w:rPr>
-        <w:br/>
-        <w:t>Сказало: «Я — в твоей зари».</w:t>
-      </w:r>
-      <w:r>
-        <w:rPr>
-          <w:rFonts w:ascii="Times New Roman" w:eastAsia="Times New Roman" w:hAnsi="Times New Roman" w:cs="Times New Roman"/>
-          <w:color w:val="000000"/>
-          <w:kern w:val="0"/>
-          <w:sz w:val="27"/>
-          <w:szCs w:val="27"/>
-          <w:lang w:eastAsia="ru-RU"/>
-          <w14:ligatures w14:val="none"/>
-        </w:rPr>
-        <w:br/>
-      </w:r>
-      <w:r>
-        <w:rPr>
-          <w:rFonts w:ascii="Times New Roman" w:eastAsia="Times New Roman" w:hAnsi="Times New Roman" w:cs="Times New Roman"/>
-          <w:color w:val="000000"/>
-          <w:kern w:val="0"/>
-          <w:sz w:val="27"/>
-          <w:szCs w:val="27"/>
-          <w:lang w:eastAsia="ru-RU"/>
-          <w14:ligatures w14:val="none"/>
-        </w:rPr>
-        <w:br/>
-        <w:t>И всё, что было тенью, болью,</w:t>
-      </w:r>
-      <w:r>
-        <w:rPr>
-          <w:rFonts w:ascii="Times New Roman" w:eastAsia="Times New Roman" w:hAnsi="Times New Roman" w:cs="Times New Roman"/>
-          <w:color w:val="000000"/>
-          <w:kern w:val="0"/>
-          <w:sz w:val="27"/>
-          <w:szCs w:val="27"/>
-          <w:lang w:eastAsia="ru-RU"/>
-          <w14:ligatures w14:val="none"/>
-        </w:rPr>
-        <w:br/>
-        <w:t>Рассыпалось, как пыль земная.</w:t>
-      </w:r>
-      <w:r>
-        <w:rPr>
-          <w:rFonts w:ascii="Times New Roman" w:eastAsia="Times New Roman" w:hAnsi="Times New Roman" w:cs="Times New Roman"/>
-          <w:color w:val="000000"/>
-          <w:kern w:val="0"/>
-          <w:sz w:val="27"/>
-          <w:szCs w:val="27"/>
-          <w:lang w:eastAsia="ru-RU"/>
-          <w14:ligatures w14:val="none"/>
-        </w:rPr>
-        <w:br/>
-        <w:t>Я был — не телом, не судьбою,</w:t>
-      </w:r>
-      <w:r>
-        <w:rPr>
-          <w:rFonts w:ascii="Times New Roman" w:eastAsia="Times New Roman" w:hAnsi="Times New Roman" w:cs="Times New Roman"/>
-          <w:color w:val="000000"/>
-          <w:kern w:val="0"/>
-          <w:sz w:val="27"/>
-          <w:szCs w:val="27"/>
-          <w:lang w:eastAsia="ru-RU"/>
-          <w14:ligatures w14:val="none"/>
-        </w:rPr>
-        <w:br/>
-        <w:t>А искрой Света, в Тебе тая.</w:t>
-      </w:r>
-      <w:r>
-        <w:rPr>
-          <w:rFonts w:ascii="Times New Roman" w:eastAsia="Times New Roman" w:hAnsi="Times New Roman" w:cs="Times New Roman"/>
-          <w:color w:val="000000"/>
-          <w:kern w:val="0"/>
-          <w:sz w:val="27"/>
-          <w:szCs w:val="27"/>
-          <w:lang w:eastAsia="ru-RU"/>
-          <w14:ligatures w14:val="none"/>
-        </w:rPr>
-        <w:br/>
-      </w:r>
-      <w:r>
-        <w:rPr>
-          <w:rFonts w:ascii="Times New Roman" w:eastAsia="Times New Roman" w:hAnsi="Times New Roman" w:cs="Times New Roman"/>
-          <w:color w:val="000000"/>
-          <w:kern w:val="0"/>
-          <w:sz w:val="27"/>
-          <w:szCs w:val="27"/>
-          <w:lang w:eastAsia="ru-RU"/>
-          <w14:ligatures w14:val="none"/>
-        </w:rPr>
-        <w:br/>
-        <w:t>С тех пор я всё... Не вспоминаю,</w:t>
-      </w:r>
-      <w:r>
-        <w:rPr>
-          <w:rFonts w:ascii="Times New Roman" w:eastAsia="Times New Roman" w:hAnsi="Times New Roman" w:cs="Times New Roman"/>
-          <w:color w:val="000000"/>
-          <w:kern w:val="0"/>
-          <w:sz w:val="27"/>
-          <w:szCs w:val="27"/>
-          <w:lang w:eastAsia="ru-RU"/>
-          <w14:ligatures w14:val="none"/>
-        </w:rPr>
-        <w:br/>
-        <w:t>А узнаю Тебя везде:</w:t>
-      </w:r>
-      <w:r>
-        <w:rPr>
-          <w:rFonts w:ascii="Times New Roman" w:eastAsia="Times New Roman" w:hAnsi="Times New Roman" w:cs="Times New Roman"/>
-          <w:color w:val="000000"/>
-          <w:kern w:val="0"/>
-          <w:sz w:val="27"/>
-          <w:szCs w:val="27"/>
-          <w:lang w:eastAsia="ru-RU"/>
-          <w14:ligatures w14:val="none"/>
-        </w:rPr>
-        <w:br/>
-        <w:t xml:space="preserve">В </w:t>
-      </w:r>
-      <w:proofErr w:type="spellStart"/>
-      <w:r>
-        <w:rPr>
-          <w:rFonts w:ascii="Times New Roman" w:eastAsia="Times New Roman" w:hAnsi="Times New Roman" w:cs="Times New Roman"/>
-          <w:color w:val="000000"/>
-          <w:kern w:val="0"/>
-          <w:sz w:val="27"/>
-          <w:szCs w:val="27"/>
-          <w:lang w:eastAsia="ru-RU"/>
-          <w14:ligatures w14:val="none"/>
-        </w:rPr>
-        <w:t>дыханьи</w:t>
-      </w:r>
-      <w:proofErr w:type="spellEnd"/>
-      <w:r>
-        <w:rPr>
-          <w:rFonts w:ascii="Times New Roman" w:eastAsia="Times New Roman" w:hAnsi="Times New Roman" w:cs="Times New Roman"/>
-          <w:color w:val="000000"/>
-          <w:kern w:val="0"/>
-          <w:sz w:val="27"/>
-          <w:szCs w:val="27"/>
-          <w:lang w:eastAsia="ru-RU"/>
-          <w14:ligatures w14:val="none"/>
-        </w:rPr>
-        <w:t xml:space="preserve"> ветра, в птичьем крике,</w:t>
-      </w:r>
-      <w:r>
-        <w:rPr>
-          <w:rFonts w:ascii="Times New Roman" w:eastAsia="Times New Roman" w:hAnsi="Times New Roman" w:cs="Times New Roman"/>
-          <w:color w:val="000000"/>
-          <w:kern w:val="0"/>
-          <w:sz w:val="27"/>
-          <w:szCs w:val="27"/>
-          <w:lang w:eastAsia="ru-RU"/>
-          <w14:ligatures w14:val="none"/>
-        </w:rPr>
-        <w:br/>
-        <w:t>В слезе, что светится в воде.</w:t>
-      </w:r>
-      <w:r>
-        <w:rPr>
-          <w:rFonts w:ascii="Times New Roman" w:eastAsia="Times New Roman" w:hAnsi="Times New Roman" w:cs="Times New Roman"/>
-          <w:color w:val="000000"/>
-          <w:kern w:val="0"/>
-          <w:sz w:val="27"/>
-          <w:szCs w:val="27"/>
-          <w:lang w:eastAsia="ru-RU"/>
-          <w14:ligatures w14:val="none"/>
-        </w:rPr>
-        <w:br/>
-      </w:r>
-      <w:r>
-        <w:rPr>
-          <w:rFonts w:ascii="Times New Roman" w:eastAsia="Times New Roman" w:hAnsi="Times New Roman" w:cs="Times New Roman"/>
-          <w:color w:val="000000"/>
-          <w:kern w:val="0"/>
-          <w:sz w:val="27"/>
-          <w:szCs w:val="27"/>
-          <w:lang w:eastAsia="ru-RU"/>
-          <w14:ligatures w14:val="none"/>
-        </w:rPr>
-        <w:br/>
-        <w:t>Ты — не пришёл, Ты не входил,</w:t>
-      </w:r>
-      <w:r>
-        <w:rPr>
-          <w:rFonts w:ascii="Times New Roman" w:eastAsia="Times New Roman" w:hAnsi="Times New Roman" w:cs="Times New Roman"/>
-          <w:color w:val="000000"/>
-          <w:kern w:val="0"/>
-          <w:sz w:val="27"/>
-          <w:szCs w:val="27"/>
-          <w:lang w:eastAsia="ru-RU"/>
-          <w14:ligatures w14:val="none"/>
-        </w:rPr>
-        <w:br/>
-        <w:t>Ты был всегда, но я походу спал.</w:t>
-      </w:r>
-      <w:r>
-        <w:rPr>
-          <w:rFonts w:ascii="Times New Roman" w:eastAsia="Times New Roman" w:hAnsi="Times New Roman" w:cs="Times New Roman"/>
-          <w:color w:val="000000"/>
-          <w:kern w:val="0"/>
-          <w:sz w:val="27"/>
-          <w:szCs w:val="27"/>
-          <w:lang w:eastAsia="ru-RU"/>
-          <w14:ligatures w14:val="none"/>
-        </w:rPr>
-        <w:br/>
-        <w:t>И лишь когда рассыпал мир,</w:t>
-      </w:r>
-      <w:r>
-        <w:rPr>
-          <w:rFonts w:ascii="Times New Roman" w:eastAsia="Times New Roman" w:hAnsi="Times New Roman" w:cs="Times New Roman"/>
-          <w:color w:val="000000"/>
-          <w:kern w:val="0"/>
-          <w:sz w:val="27"/>
-          <w:szCs w:val="27"/>
-          <w:lang w:eastAsia="ru-RU"/>
-          <w14:ligatures w14:val="none"/>
-        </w:rPr>
-        <w:br/>
-        <w:t>Я понял: Ты — мой первый зал.</w:t>
-      </w:r>
-      <w:r>
-        <w:rPr>
-          <w:rFonts w:ascii="Times New Roman" w:eastAsia="Times New Roman" w:hAnsi="Times New Roman" w:cs="Times New Roman"/>
-          <w:color w:val="000000"/>
-          <w:kern w:val="0"/>
-          <w:sz w:val="27"/>
-          <w:szCs w:val="27"/>
-          <w:lang w:eastAsia="ru-RU"/>
-          <w14:ligatures w14:val="none"/>
-        </w:rPr>
-        <w:br/>
-      </w:r>
-      <w:r>
-        <w:rPr>
-          <w:rFonts w:ascii="Times New Roman" w:eastAsia="Times New Roman" w:hAnsi="Times New Roman" w:cs="Times New Roman"/>
-          <w:color w:val="000000"/>
-          <w:kern w:val="0"/>
-          <w:sz w:val="27"/>
-          <w:szCs w:val="27"/>
-          <w:lang w:eastAsia="ru-RU"/>
-          <w14:ligatures w14:val="none"/>
-        </w:rPr>
-        <w:br/>
-        <w:t>Не "Господи", не "всемогущий",</w:t>
-      </w:r>
-      <w:r>
-        <w:rPr>
-          <w:rFonts w:ascii="Times New Roman" w:eastAsia="Times New Roman" w:hAnsi="Times New Roman" w:cs="Times New Roman"/>
-          <w:color w:val="000000"/>
-          <w:kern w:val="0"/>
-          <w:sz w:val="27"/>
-          <w:szCs w:val="27"/>
-          <w:lang w:eastAsia="ru-RU"/>
-          <w14:ligatures w14:val="none"/>
-        </w:rPr>
-        <w:br/>
-        <w:t>Не грозный судия времён —</w:t>
-      </w:r>
-      <w:r>
-        <w:rPr>
-          <w:rFonts w:ascii="Times New Roman" w:eastAsia="Times New Roman" w:hAnsi="Times New Roman" w:cs="Times New Roman"/>
-          <w:color w:val="000000"/>
-          <w:kern w:val="0"/>
-          <w:sz w:val="27"/>
-          <w:szCs w:val="27"/>
-          <w:lang w:eastAsia="ru-RU"/>
-          <w14:ligatures w14:val="none"/>
-        </w:rPr>
-        <w:br/>
-        <w:t>А тихий Шепот, не зовущий,</w:t>
-      </w:r>
-      <w:r>
-        <w:rPr>
-          <w:rFonts w:ascii="Times New Roman" w:eastAsia="Times New Roman" w:hAnsi="Times New Roman" w:cs="Times New Roman"/>
-          <w:color w:val="000000"/>
-          <w:kern w:val="0"/>
-          <w:sz w:val="27"/>
-          <w:szCs w:val="27"/>
-          <w:lang w:eastAsia="ru-RU"/>
-          <w14:ligatures w14:val="none"/>
-        </w:rPr>
-        <w:br/>
-        <w:t>Но тот, Кто был всегда — во всём.</w:t>
-      </w:r>
-      <w:r>
-        <w:rPr>
-          <w:rFonts w:ascii="Times New Roman" w:eastAsia="Times New Roman" w:hAnsi="Times New Roman" w:cs="Times New Roman"/>
-          <w:color w:val="000000"/>
-          <w:kern w:val="0"/>
-          <w:sz w:val="27"/>
-          <w:szCs w:val="27"/>
-          <w:lang w:eastAsia="ru-RU"/>
-          <w14:ligatures w14:val="none"/>
-        </w:rPr>
-        <w:br/>
-      </w:r>
-      <w:r>
-        <w:rPr>
-          <w:rFonts w:ascii="Times New Roman" w:eastAsia="Times New Roman" w:hAnsi="Times New Roman" w:cs="Times New Roman"/>
-          <w:color w:val="000000"/>
-          <w:kern w:val="0"/>
-          <w:sz w:val="27"/>
-          <w:szCs w:val="27"/>
-          <w:lang w:eastAsia="ru-RU"/>
-          <w14:ligatures w14:val="none"/>
-        </w:rPr>
-        <w:br/>
-        <w:t>Ты не даёшь, Ты не лишаешь,</w:t>
-      </w:r>
-      <w:r>
-        <w:rPr>
-          <w:rFonts w:ascii="Times New Roman" w:eastAsia="Times New Roman" w:hAnsi="Times New Roman" w:cs="Times New Roman"/>
-          <w:color w:val="000000"/>
-          <w:kern w:val="0"/>
-          <w:sz w:val="27"/>
-          <w:szCs w:val="27"/>
-          <w:lang w:eastAsia="ru-RU"/>
-          <w14:ligatures w14:val="none"/>
-        </w:rPr>
-        <w:br/>
-        <w:t>Ты не в награде, не в вине.</w:t>
-      </w:r>
-      <w:r>
-        <w:rPr>
-          <w:rFonts w:ascii="Times New Roman" w:eastAsia="Times New Roman" w:hAnsi="Times New Roman" w:cs="Times New Roman"/>
-          <w:color w:val="000000"/>
-          <w:kern w:val="0"/>
-          <w:sz w:val="27"/>
-          <w:szCs w:val="27"/>
-          <w:lang w:eastAsia="ru-RU"/>
-          <w14:ligatures w14:val="none"/>
-        </w:rPr>
-        <w:br/>
-        <w:t>Ты есть — и этим всё сбываешь</w:t>
-      </w:r>
-      <w:r>
-        <w:rPr>
-          <w:rFonts w:ascii="Times New Roman" w:eastAsia="Times New Roman" w:hAnsi="Times New Roman" w:cs="Times New Roman"/>
-          <w:color w:val="000000"/>
-          <w:kern w:val="0"/>
-          <w:sz w:val="27"/>
-          <w:szCs w:val="27"/>
-          <w:lang w:eastAsia="ru-RU"/>
-          <w14:ligatures w14:val="none"/>
-        </w:rPr>
-        <w:br/>
-        <w:t>В последней капле — как во Мне.</w:t>
-      </w:r>
-      <w:r>
-        <w:rPr>
-          <w:rFonts w:ascii="Times New Roman" w:eastAsia="Times New Roman" w:hAnsi="Times New Roman" w:cs="Times New Roman"/>
-          <w:color w:val="000000"/>
-          <w:kern w:val="0"/>
-          <w:sz w:val="27"/>
-          <w:szCs w:val="27"/>
-          <w:lang w:eastAsia="ru-RU"/>
-          <w14:ligatures w14:val="none"/>
-        </w:rPr>
-        <w:br/>
-      </w:r>
-      <w:r>
-        <w:rPr>
-          <w:rFonts w:ascii="Times New Roman" w:eastAsia="Times New Roman" w:hAnsi="Times New Roman" w:cs="Times New Roman"/>
-          <w:color w:val="000000"/>
-          <w:kern w:val="0"/>
-          <w:sz w:val="27"/>
-          <w:szCs w:val="27"/>
-          <w:lang w:eastAsia="ru-RU"/>
-          <w14:ligatures w14:val="none"/>
-        </w:rPr>
-        <w:lastRenderedPageBreak/>
-        <w:br/>
-        <w:t>Ты не приходишь — Себя рождаешь</w:t>
-      </w:r>
-      <w:r>
-        <w:rPr>
-          <w:rFonts w:ascii="Times New Roman" w:eastAsia="Times New Roman" w:hAnsi="Times New Roman" w:cs="Times New Roman"/>
-          <w:color w:val="000000"/>
-          <w:kern w:val="0"/>
-          <w:sz w:val="27"/>
-          <w:szCs w:val="27"/>
-          <w:lang w:eastAsia="ru-RU"/>
-          <w14:ligatures w14:val="none"/>
-        </w:rPr>
-        <w:br/>
-        <w:t>В том, кто совсем себя отдал.</w:t>
-      </w:r>
-      <w:r>
-        <w:rPr>
-          <w:rFonts w:ascii="Times New Roman" w:eastAsia="Times New Roman" w:hAnsi="Times New Roman" w:cs="Times New Roman"/>
-          <w:color w:val="000000"/>
-          <w:kern w:val="0"/>
-          <w:sz w:val="27"/>
-          <w:szCs w:val="27"/>
-          <w:lang w:eastAsia="ru-RU"/>
-          <w14:ligatures w14:val="none"/>
-        </w:rPr>
-        <w:br/>
-        <w:t>В ком всё земное исчезает —</w:t>
-      </w:r>
-      <w:r>
-        <w:rPr>
-          <w:rFonts w:ascii="Times New Roman" w:eastAsia="Times New Roman" w:hAnsi="Times New Roman" w:cs="Times New Roman"/>
-          <w:color w:val="000000"/>
-          <w:kern w:val="0"/>
-          <w:sz w:val="27"/>
-          <w:szCs w:val="27"/>
-          <w:lang w:eastAsia="ru-RU"/>
-          <w14:ligatures w14:val="none"/>
-        </w:rPr>
-        <w:br/>
-        <w:t>Ты там возносишь Свой кристалл.</w:t>
-      </w:r>
-      <w:r>
-        <w:rPr>
-          <w:rFonts w:ascii="Times New Roman" w:eastAsia="Times New Roman" w:hAnsi="Times New Roman" w:cs="Times New Roman"/>
-          <w:color w:val="000000"/>
-          <w:kern w:val="0"/>
-          <w:sz w:val="27"/>
-          <w:szCs w:val="27"/>
-          <w:lang w:eastAsia="ru-RU"/>
-          <w14:ligatures w14:val="none"/>
-        </w:rPr>
-        <w:br/>
-      </w:r>
-      <w:r>
-        <w:rPr>
-          <w:rFonts w:ascii="Times New Roman" w:eastAsia="Times New Roman" w:hAnsi="Times New Roman" w:cs="Times New Roman"/>
-          <w:color w:val="000000"/>
-          <w:kern w:val="0"/>
-          <w:sz w:val="27"/>
-          <w:szCs w:val="27"/>
-          <w:lang w:eastAsia="ru-RU"/>
-          <w14:ligatures w14:val="none"/>
-        </w:rPr>
-        <w:br/>
-        <w:t>Ты не от мира, но как Пламя</w:t>
-      </w:r>
-      <w:r>
-        <w:rPr>
-          <w:rFonts w:ascii="Times New Roman" w:eastAsia="Times New Roman" w:hAnsi="Times New Roman" w:cs="Times New Roman"/>
-          <w:color w:val="000000"/>
-          <w:kern w:val="0"/>
-          <w:sz w:val="27"/>
-          <w:szCs w:val="27"/>
-          <w:lang w:eastAsia="ru-RU"/>
-          <w14:ligatures w14:val="none"/>
-        </w:rPr>
-        <w:br/>
-        <w:t>Проходишь в трещинах любви.</w:t>
-      </w:r>
-      <w:r>
-        <w:rPr>
-          <w:rFonts w:ascii="Times New Roman" w:eastAsia="Times New Roman" w:hAnsi="Times New Roman" w:cs="Times New Roman"/>
-          <w:color w:val="000000"/>
-          <w:kern w:val="0"/>
-          <w:sz w:val="27"/>
-          <w:szCs w:val="27"/>
-          <w:lang w:eastAsia="ru-RU"/>
-          <w14:ligatures w14:val="none"/>
-        </w:rPr>
-        <w:br/>
-        <w:t>И то, что люди зовут драмой,</w:t>
-      </w:r>
-      <w:r>
-        <w:rPr>
-          <w:rFonts w:ascii="Times New Roman" w:eastAsia="Times New Roman" w:hAnsi="Times New Roman" w:cs="Times New Roman"/>
-          <w:color w:val="000000"/>
-          <w:kern w:val="0"/>
-          <w:sz w:val="27"/>
-          <w:szCs w:val="27"/>
-          <w:lang w:eastAsia="ru-RU"/>
-          <w14:ligatures w14:val="none"/>
-        </w:rPr>
-        <w:br/>
-        <w:t>Ты обращаешь в Свет зари.</w:t>
-      </w:r>
-      <w:r>
-        <w:rPr>
-          <w:rFonts w:ascii="Times New Roman" w:eastAsia="Times New Roman" w:hAnsi="Times New Roman" w:cs="Times New Roman"/>
-          <w:color w:val="000000"/>
-          <w:kern w:val="0"/>
-          <w:sz w:val="27"/>
-          <w:szCs w:val="27"/>
-          <w:lang w:eastAsia="ru-RU"/>
-          <w14:ligatures w14:val="none"/>
-        </w:rPr>
-        <w:br/>
-      </w:r>
-      <w:r>
-        <w:rPr>
-          <w:rFonts w:ascii="Times New Roman" w:eastAsia="Times New Roman" w:hAnsi="Times New Roman" w:cs="Times New Roman"/>
-          <w:color w:val="000000"/>
-          <w:kern w:val="0"/>
-          <w:sz w:val="27"/>
-          <w:szCs w:val="27"/>
-          <w:lang w:eastAsia="ru-RU"/>
-          <w14:ligatures w14:val="none"/>
-        </w:rPr>
-        <w:br/>
-        <w:t>Во мне уже не "я" звучал,</w:t>
-      </w:r>
-      <w:r>
-        <w:rPr>
-          <w:rFonts w:ascii="Times New Roman" w:eastAsia="Times New Roman" w:hAnsi="Times New Roman" w:cs="Times New Roman"/>
-          <w:color w:val="000000"/>
-          <w:kern w:val="0"/>
-          <w:sz w:val="27"/>
-          <w:szCs w:val="27"/>
-          <w:lang w:eastAsia="ru-RU"/>
-          <w14:ligatures w14:val="none"/>
-        </w:rPr>
-        <w:br/>
-        <w:t>А нечто вечное, простое —</w:t>
-      </w:r>
-      <w:r>
-        <w:rPr>
-          <w:rFonts w:ascii="Times New Roman" w:eastAsia="Times New Roman" w:hAnsi="Times New Roman" w:cs="Times New Roman"/>
-          <w:color w:val="000000"/>
-          <w:kern w:val="0"/>
-          <w:sz w:val="27"/>
-          <w:szCs w:val="27"/>
-          <w:lang w:eastAsia="ru-RU"/>
-          <w14:ligatures w14:val="none"/>
-        </w:rPr>
-        <w:br/>
-        <w:t>Как будто Свет Себя искал</w:t>
-      </w:r>
-      <w:r>
-        <w:rPr>
-          <w:rFonts w:ascii="Times New Roman" w:eastAsia="Times New Roman" w:hAnsi="Times New Roman" w:cs="Times New Roman"/>
-          <w:color w:val="000000"/>
-          <w:kern w:val="0"/>
-          <w:sz w:val="27"/>
-          <w:szCs w:val="27"/>
-          <w:lang w:eastAsia="ru-RU"/>
-          <w14:ligatures w14:val="none"/>
-        </w:rPr>
-        <w:br/>
-        <w:t>И отразился Сам Собою.</w:t>
-      </w:r>
-      <w:r>
-        <w:rPr>
-          <w:rFonts w:ascii="Times New Roman" w:eastAsia="Times New Roman" w:hAnsi="Times New Roman" w:cs="Times New Roman"/>
-          <w:color w:val="000000"/>
-          <w:kern w:val="0"/>
-          <w:sz w:val="27"/>
-          <w:szCs w:val="27"/>
-          <w:lang w:eastAsia="ru-RU"/>
-          <w14:ligatures w14:val="none"/>
-        </w:rPr>
-        <w:br/>
-      </w:r>
-      <w:r>
-        <w:rPr>
-          <w:rFonts w:ascii="Times New Roman" w:eastAsia="Times New Roman" w:hAnsi="Times New Roman" w:cs="Times New Roman"/>
-          <w:color w:val="000000"/>
-          <w:kern w:val="0"/>
-          <w:sz w:val="27"/>
-          <w:szCs w:val="27"/>
-          <w:lang w:eastAsia="ru-RU"/>
-          <w14:ligatures w14:val="none"/>
-        </w:rPr>
-        <w:br/>
-        <w:t>Я не искал Тебя в себе —</w:t>
-      </w:r>
-      <w:r>
-        <w:rPr>
-          <w:rFonts w:ascii="Times New Roman" w:eastAsia="Times New Roman" w:hAnsi="Times New Roman" w:cs="Times New Roman"/>
-          <w:color w:val="000000"/>
-          <w:kern w:val="0"/>
-          <w:sz w:val="27"/>
-          <w:szCs w:val="27"/>
-          <w:lang w:eastAsia="ru-RU"/>
-          <w14:ligatures w14:val="none"/>
-        </w:rPr>
-        <w:br/>
-        <w:t>И потому Тебя узнал.</w:t>
-      </w:r>
-      <w:r>
-        <w:rPr>
-          <w:rFonts w:ascii="Times New Roman" w:eastAsia="Times New Roman" w:hAnsi="Times New Roman" w:cs="Times New Roman"/>
-          <w:color w:val="000000"/>
-          <w:kern w:val="0"/>
-          <w:sz w:val="27"/>
-          <w:szCs w:val="27"/>
-          <w:lang w:eastAsia="ru-RU"/>
-          <w14:ligatures w14:val="none"/>
-        </w:rPr>
-        <w:br/>
-        <w:t>Ты был не тем, кто говорит,</w:t>
-      </w:r>
-      <w:r>
-        <w:rPr>
-          <w:rFonts w:ascii="Times New Roman" w:eastAsia="Times New Roman" w:hAnsi="Times New Roman" w:cs="Times New Roman"/>
-          <w:color w:val="000000"/>
-          <w:kern w:val="0"/>
-          <w:sz w:val="27"/>
-          <w:szCs w:val="27"/>
-          <w:lang w:eastAsia="ru-RU"/>
-          <w14:ligatures w14:val="none"/>
-        </w:rPr>
-        <w:br/>
-        <w:t>А Сам Глагол, что всё сказал.</w:t>
-      </w:r>
-    </w:p>
-    <w:p>
-      <w:pPr>
-        <w:rPr>
-          <w:rFonts w:ascii="Times New Roman" w:eastAsia="Times New Roman" w:hAnsi="Times New Roman" w:cs="Times New Roman"/>
-          <w:color w:val="000000"/>
-          <w:kern w:val="0"/>
-          <w:sz w:val="27"/>
-          <w:szCs w:val="27"/>
-          <w:lang w:val="en-US" w:eastAsia="ru-RU"/>
-          <w14:ligatures w14:val="none"/>
-        </w:rPr>
-      </w:pPr>
-    </w:p>
-    <w:p>
-      <w:r>
-        <w:rPr>
-          <w:rFonts w:ascii="Times New Roman" w:eastAsia="Times New Roman" w:hAnsi="Times New Roman" w:cs="Times New Roman"/>
-          <w:color w:val="000000"/>
-          <w:kern w:val="0"/>
-          <w:sz w:val="27"/>
-          <w:szCs w:val="27"/>
-          <w:lang w:eastAsia="ru-RU"/>
-          <w14:ligatures w14:val="none"/>
-        </w:rPr>
-        <w:t>22.10.25</w:t>
-      </w:r>
-      <w:r>
-        <w:rPr>
-          <w:rFonts w:ascii="Times New Roman" w:eastAsia="Times New Roman" w:hAnsi="Times New Roman" w:cs="Times New Roman"/>
-          <w:color w:val="000000"/>
-          <w:kern w:val="0"/>
-          <w:sz w:val="27"/>
-          <w:szCs w:val="27"/>
-          <w:lang w:eastAsia="ru-RU"/>
-          <w14:ligatures w14:val="none"/>
-        </w:rPr>
-        <w:br/>
+          <w:i/>
+          <w:iCs/>
+        </w:rPr>
+        <w:t xml:space="preserve">22.10.2025, Сергей Панкратиус</w:t>
       </w:r>
     </w:p>
     <w:sectPr>
